--- a/Project_Report.docx
+++ b/Project_Report.docx
@@ -152,27 +152,7 @@
           <w:sz w:val="40"/>
           <w:szCs w:val="40"/>
         </w:rPr>
-        <w:t xml:space="preserve">Register </w:t>
-      </w:r>
-      <w:proofErr w:type="gramStart"/>
-      <w:r>
-        <w:rPr>
-          <w:b/>
-          <w:bCs/>
-          <w:sz w:val="40"/>
-          <w:szCs w:val="40"/>
-        </w:rPr>
-        <w:t>No. :</w:t>
-      </w:r>
-      <w:proofErr w:type="gramEnd"/>
-      <w:r>
-        <w:rPr>
-          <w:b/>
-          <w:bCs/>
-          <w:sz w:val="40"/>
-          <w:szCs w:val="40"/>
-        </w:rPr>
-        <w:t xml:space="preserve"> </w:t>
+        <w:t xml:space="preserve">Register No. : </w:t>
       </w:r>
       <w:r>
         <w:rPr>
@@ -275,37 +255,16 @@
         <w:t>, I chose to use Canva to build my infographic primarily because of its intuitive</w:t>
       </w:r>
       <w:r>
-        <w:t xml:space="preserve"> and </w:t>
-      </w:r>
-      <w:proofErr w:type="gramStart"/>
-      <w:r>
-        <w:t>user friendly</w:t>
-      </w:r>
-      <w:proofErr w:type="gramEnd"/>
-      <w:r>
-        <w:t xml:space="preserve"> interface and </w:t>
-      </w:r>
-      <w:proofErr w:type="gramStart"/>
-      <w:r>
-        <w:t xml:space="preserve">the  </w:t>
-      </w:r>
-      <w:r>
-        <w:t>variety</w:t>
-      </w:r>
-      <w:proofErr w:type="gramEnd"/>
-      <w:r>
-        <w:t xml:space="preserve"> </w:t>
-      </w:r>
-      <w:r>
-        <w:t xml:space="preserve">of free templates available. My design </w:t>
-      </w:r>
-      <w:proofErr w:type="spellStart"/>
-      <w:r>
-        <w:t>centers</w:t>
-      </w:r>
-      <w:proofErr w:type="spellEnd"/>
-      <w:r>
-        <w:t xml:space="preserve"> on three critical pillars of digital literacy: defining what the term actually means, establishing safe internet habits, and managing a professional online identity.</w:t>
+        <w:t xml:space="preserve"> and user friendly</w:t>
+      </w:r>
+      <w:r>
+        <w:t xml:space="preserve"> interface and the  </w:t>
+      </w:r>
+      <w:r>
+        <w:t xml:space="preserve">variety </w:t>
+      </w:r>
+      <w:r>
+        <w:t>of free templates available. My design centers on three critical pillars of digital literacy: defining what the term actually means, establishing safe internet habits, and managing a professional online identity.</w:t>
       </w:r>
     </w:p>
     <w:p>
@@ -385,27 +344,12 @@
           <w:b/>
           <w:bCs/>
         </w:rPr>
-        <w:t>Platform Selection and Strategic Plan</w:t>
-      </w:r>
-      <w:r>
-        <w:rPr>
-          <w:b/>
-          <w:bCs/>
-        </w:rPr>
-        <w:t>:</w:t>
+        <w:t>Platform Selection and Strategic Plan:</w:t>
       </w:r>
     </w:p>
     <w:p>
       <w:r>
-        <w:t xml:space="preserve">For my professional development over the next four years, I’ve decided to stick to three main platforms: </w:t>
-      </w:r>
-      <w:proofErr w:type="spellStart"/>
-      <w:r>
-        <w:t>HackerRank</w:t>
-      </w:r>
-      <w:proofErr w:type="spellEnd"/>
-      <w:r>
-        <w:t>, GitHub, and LinkedIn. Each one serves a very specific purpose in helping me bridge the gap between what I learn in class and what the industry actually expects from us.</w:t>
+        <w:t>For my professional development over the next four years, I’ve decided to stick to three main platforms: HackerRank, GitHub, and LinkedIn. Each one serves a very specific purpose in helping me bridge the gap between what I learn in class and what the industry actually expects from us.</w:t>
       </w:r>
     </w:p>
     <w:p>
@@ -456,6 +400,71 @@
         <w:t>By linking these three platforms, I’m trying to transform my online presence. I don't just want a "student profile"—I want a solid, verifiable record that proves my technical growth over time.</w:t>
       </w:r>
     </w:p>
+    <w:p/>
+    <w:p>
+      <w:pPr>
+        <w:rPr>
+          <w:b/>
+          <w:bCs/>
+        </w:rPr>
+      </w:pPr>
+      <w:r>
+        <w:rPr>
+          <w:b/>
+          <w:bCs/>
+        </w:rPr>
+        <w:t>Reflection</w:t>
+      </w:r>
+      <w:r>
+        <w:rPr>
+          <w:b/>
+          <w:bCs/>
+        </w:rPr>
+        <w:t>:</w:t>
+      </w:r>
+    </w:p>
+    <w:p>
+      <w:r>
+        <w:t>Working with LinkedIn, GitHub, and Stack Overflow gave me a clearer sense of how different platforms contribute to professional growth. LinkedIn helped me understand the importance of building a professional identity and network. By creating a profile and sharing milestones, I realized how visibility can lead to mentorship and internship opportunities in cybersecurity and digital forensics.</w:t>
+      </w:r>
+    </w:p>
+    <w:p>
+      <w:r>
+        <w:t>GitHub became my personal portfolio space. Maintaining repositories with proper commit histories taught me discipline in documenting projects and version</w:t>
+      </w:r>
+      <w:r>
+        <w:noBreakHyphen/>
+        <w:t>controlling code. I also saw how contributing to open</w:t>
+      </w:r>
+      <w:r>
+        <w:noBreakHyphen/>
+        <w:t>source projects can provide real exposure to collaborative development practices.</w:t>
+      </w:r>
+    </w:p>
+    <w:p>
+      <w:r>
+        <w:t>Stack Overflow, on the other hand, showed me the value of community learning. Instead of just searching for quick fixes, I learned how asking well</w:t>
+      </w:r>
+      <w:r>
+        <w:noBreakHyphen/>
+        <w:t>structured questions and contributing answers builds credibility. Engaging with experienced developers gave me insights into best practices and problem</w:t>
+      </w:r>
+      <w:r>
+        <w:noBreakHyphen/>
+        <w:t>solving approaches.</w:t>
+      </w:r>
+    </w:p>
+    <w:p>
+      <w:r>
+        <w:lastRenderedPageBreak/>
+        <w:t>This task made me realize that these platforms are not just tools but stepping stones for long</w:t>
+      </w:r>
+      <w:r>
+        <w:noBreakHyphen/>
+        <w:t>term growth. Over the next four years, I plan to use them consistently to showcase my progress, connect with professionals, and refine my technical skills.</w:t>
+      </w:r>
+    </w:p>
+    <w:p/>
     <w:p>
       <w:pPr>
         <w:rPr>
@@ -531,15 +540,7 @@
         <w:t>Digital Literacy Awareness Quiz</w:t>
       </w:r>
       <w:r>
-        <w:t xml:space="preserve"> that included multiple choice, checkbox, and short answer formats. The form was designed to test both factual knowledge (such as recognizing phishing attempts) and reflective thinking (such as identifying personal habits to improve digital safety). Responses were automatically collected in a linked Google Sheet, which allowed me to view and </w:t>
-      </w:r>
-      <w:proofErr w:type="spellStart"/>
-      <w:r>
-        <w:t>analyze</w:t>
-      </w:r>
-      <w:proofErr w:type="spellEnd"/>
-      <w:r>
-        <w:t xml:space="preserve"> the data in real time.</w:t>
+        <w:t xml:space="preserve"> that included multiple choice, checkbox, and short answer formats. The form was designed to test both factual knowledge (such as recognizing phishing attempts) and reflective thinking (such as identifying personal habits to improve digital safety). Responses were automatically collected in a linked Google Sheet, which allowed me to view and analyze the data in real time.</w:t>
       </w:r>
     </w:p>
     <w:p>
@@ -549,16 +550,53 @@
     </w:p>
     <w:p>
       <w:r>
+        <w:t>Academically, these tools will help me in multiple ways: creating surveys for research projects, gathering peer feedback efficiently, and organizing group assignments with transparent accountability. They also strengthen my ability to design interactive learning resources and analyze data systematically. Overall, this exercise reinforced the importance of digital literacy not only as a concept but as a practical skill for academic growth.</w:t>
+      </w:r>
+    </w:p>
+    <w:p/>
+    <w:p>
+      <w:pPr>
+        <w:rPr>
+          <w:b/>
+          <w:bCs/>
+        </w:rPr>
+      </w:pPr>
+      <w:r>
+        <w:rPr>
+          <w:b/>
+          <w:bCs/>
+        </w:rPr>
+        <w:t>Reflection</w:t>
+      </w:r>
+      <w:r>
+        <w:rPr>
+          <w:b/>
+          <w:bCs/>
+        </w:rPr>
+        <w:t>:</w:t>
+      </w:r>
+    </w:p>
+    <w:p>
+      <w:r>
+        <w:t>Creating the Digital Literacy Awareness Quiz on Google Forms was a simple but eye</w:t>
+      </w:r>
+      <w:r>
+        <w:noBreakHyphen/>
+        <w:t>opening experience. At first, I thought of Forms only as a tool for collecting responses, but while designing the quiz I realized how much thought goes into framing questions that are clear, fair, and engaging. Choosing a mix of multiple choice, checkbox, and short answer formats helped me balance factual checks with opportunities for reflection.</w:t>
+      </w:r>
+    </w:p>
+    <w:p>
+      <w:r>
+        <w:t xml:space="preserve">What surprised me most was how seamlessly Google Forms integrates with Google Sheets. Seeing responses appear instantly in a structured format made me appreciate </w:t>
+      </w:r>
+      <w:r>
         <w:lastRenderedPageBreak/>
-        <w:t xml:space="preserve">Academically, these tools will help me in multiple ways: creating surveys for research projects, gathering peer feedback efficiently, and organizing group assignments with transparent accountability. They also strengthen my ability to design interactive learning resources and </w:t>
-      </w:r>
-      <w:proofErr w:type="spellStart"/>
-      <w:r>
-        <w:t>analyze</w:t>
-      </w:r>
-      <w:proofErr w:type="spellEnd"/>
-      <w:r>
-        <w:t xml:space="preserve"> data systematically. Overall, this exercise reinforced the importance of digital literacy not only as a concept but as a practical skill for academic growth.</w:t>
+        <w:t>how powerful these platforms are for collaboration and analysis. It felt like a practical demonstration of digital literacy itself — using tools not just for convenience, but for meaningful data collection and interpretation.</w:t>
+      </w:r>
+    </w:p>
+    <w:p>
+      <w:r>
+        <w:t>Personally, this task made me more conscious about how I design surveys or collaborative documents. I will now pay closer attention to clarity, tone, and purpose whenever I use digital platforms. This habit will help me academically by ensuring that any feedback or data I collect is reliable and useful for analysis.</w:t>
       </w:r>
     </w:p>
     <w:p/>
@@ -607,15 +645,7 @@
     </w:p>
     <w:p>
       <w:r>
-        <w:t xml:space="preserve">The fix here was actually pretty simple. Instead of a panicked shout for help, the student should have used a clear, descriptive subject line—maybe including their roll number or section. They should have explained the actual reason for the extension politely and acknowledged the professor’s time. Just adding a professional greeting at the start and a proper sign-off at the end would have </w:t>
-      </w:r>
-      <w:proofErr w:type="spellStart"/>
-      <w:r>
-        <w:t>signaled</w:t>
-      </w:r>
-      <w:proofErr w:type="spellEnd"/>
-      <w:r>
-        <w:t xml:space="preserve"> seriousness. By following these basic rules of digital etiquette, the student could have kept their credibility intact. It probably would have led to a much more positive response too.</w:t>
+        <w:t>The fix here was actually pretty simple. Instead of a panicked shout for help, the student should have used a clear, descriptive subject line—maybe including their roll number or section. They should have explained the actual reason for the extension politely and acknowledged the professor’s time. Just adding a professional greeting at the start and a proper sign-off at the end would have signaled seriousness. By following these basic rules of digital etiquette, the student could have kept their credibility intact. It probably would have led to a much more positive response too.</w:t>
       </w:r>
     </w:p>
     <w:p/>
@@ -656,28 +686,7 @@
           <w:b/>
           <w:bCs/>
         </w:rPr>
-        <w:t xml:space="preserve">what surprised </w:t>
-      </w:r>
-      <w:r>
-        <w:rPr>
-          <w:b/>
-          <w:bCs/>
-        </w:rPr>
-        <w:t>me</w:t>
-      </w:r>
-      <w:r>
-        <w:rPr>
-          <w:b/>
-          <w:bCs/>
-        </w:rPr>
-        <w:t xml:space="preserve"> most while researching this topic, and one habit you will personally change as a result</w:t>
-      </w:r>
-      <w:r>
-        <w:rPr>
-          <w:b/>
-          <w:bCs/>
-        </w:rPr>
-        <w:t>:</w:t>
+        <w:t>what surprised me most while researching this topic, and one habit you will personally change as a result:</w:t>
       </w:r>
     </w:p>
     <w:p>
@@ -696,15 +705,7 @@
       </w:r>
       <w:r>
         <w:lastRenderedPageBreak/>
-        <w:t xml:space="preserve">solutions, but the real challenge is </w:t>
-      </w:r>
-      <w:proofErr w:type="spellStart"/>
-      <w:r>
-        <w:t>behavioral</w:t>
-      </w:r>
-      <w:proofErr w:type="spellEnd"/>
-      <w:r>
-        <w:t xml:space="preserve"> — our tendency to act quickly without verifying.</w:t>
+        <w:t>solutions, but the real challenge is behavioral — our tendency to act quickly without verifying.</w:t>
       </w:r>
     </w:p>
     <w:p>
